--- a/STATITICS/Session 7/Assignment 7.docx
+++ b/STATITICS/Session 7/Assignment 7.docx
@@ -123,7 +123,6 @@
           <w:lang w:val="en-US"/>
         </w:rPr>
       </w:pPr>
-      <w:proofErr w:type="gramStart"/>
       <w:r>
         <w:rPr>
           <w:b/>
@@ -140,17 +139,16 @@
           <w:sz w:val="24"/>
           <w:szCs w:val="24"/>
         </w:rPr>
-        <w:t>Imagine</w:t>
-      </w:r>
-      <w:proofErr w:type="gramEnd"/>
-      <w:r>
-        <w:rPr>
-          <w:b/>
-          <w:bCs/>
-          <w:sz w:val="24"/>
-          <w:szCs w:val="24"/>
-        </w:rPr>
-        <w:t xml:space="preserve"> you are analyzing Flipkart's user data: 30% of users buy headphones, and among those, 40% later buy a smartphone. Calculate the conditional probability that a randomly selected user buys a smartphone, given they have already bought headphones.</w:t>
+        <w:t xml:space="preserve"> </w:t>
+      </w:r>
+      <w:r>
+        <w:rPr>
+          <w:b/>
+          <w:bCs/>
+          <w:sz w:val="24"/>
+          <w:szCs w:val="24"/>
+        </w:rPr>
+        <w:t>Imagine you are analyzing Flipkart's user data: 30% of users buy headphones, and among those, 40% later buy a smartphone. Calculate the conditional probability that a randomly selected user buys a smartphone, given they have already bought headphones.</w:t>
       </w:r>
     </w:p>
     <w:p>
@@ -170,27 +168,7 @@
           <w:sz w:val="24"/>
           <w:szCs w:val="24"/>
         </w:rPr>
-        <w:t xml:space="preserve">Hint Use the formula for conditional probability: P(A|B) = </w:t>
-      </w:r>
-      <w:proofErr w:type="gramStart"/>
-      <w:r>
-        <w:rPr>
-          <w:b/>
-          <w:bCs/>
-          <w:sz w:val="24"/>
-          <w:szCs w:val="24"/>
-        </w:rPr>
-        <w:t>P(</w:t>
-      </w:r>
-      <w:proofErr w:type="gramEnd"/>
-      <w:r>
-        <w:rPr>
-          <w:b/>
-          <w:bCs/>
-          <w:sz w:val="24"/>
-          <w:szCs w:val="24"/>
-        </w:rPr>
-        <w:t>A and B) / P(B).</w:t>
+        <w:t>Hint Use the formula for conditional probability: P(A|B) = P(A and B) / P(B).</w:t>
       </w:r>
     </w:p>
     <w:p>
@@ -290,7 +268,6 @@
           <w:lang w:val="en-US"/>
         </w:rPr>
       </w:pPr>
-      <w:proofErr w:type="gramStart"/>
       <w:r>
         <w:rPr>
           <w:b/>
@@ -316,37 +293,7 @@
           <w:sz w:val="24"/>
           <w:szCs w:val="24"/>
         </w:rPr>
-        <w:t>Write</w:t>
-      </w:r>
-      <w:proofErr w:type="gramEnd"/>
-      <w:r>
-        <w:rPr>
-          <w:b/>
-          <w:bCs/>
-          <w:sz w:val="24"/>
-          <w:szCs w:val="24"/>
-        </w:rPr>
-        <w:t xml:space="preserve"> a Python function bayes_churn_</w:t>
-      </w:r>
-      <w:proofErr w:type="gramStart"/>
-      <w:r>
-        <w:rPr>
-          <w:b/>
-          <w:bCs/>
-          <w:sz w:val="24"/>
-          <w:szCs w:val="24"/>
-        </w:rPr>
-        <w:t>probability(</w:t>
-      </w:r>
-      <w:proofErr w:type="gramEnd"/>
-      <w:r>
-        <w:rPr>
-          <w:b/>
-          <w:bCs/>
-          <w:sz w:val="24"/>
-          <w:szCs w:val="24"/>
-        </w:rPr>
-        <w:t>prior_churn, prob_email_given_churn, prob_email) that uses Bayes’ Theorem to compute the probability a user will churn given they received a 'we miss you' email. Test your function with prior_churn=0.15, prob_email_given_churn=0.6, prob_email=0.25.</w:t>
+        <w:t>Write a Python function bayes_churn_probability(prior_churn, prob_email_given_churn, prob_email) that uses Bayes’ Theorem to compute the probability a user will churn given they received a 'we miss you' email. Test your function with prior_churn=0.15, prob_email_given_churn=0.6, prob_email=0.25.</w:t>
       </w:r>
     </w:p>
     <w:p>
@@ -396,6 +343,7 @@
         <w:rPr>
           <w:b/>
           <w:bCs/>
+          <w:noProof/>
           <w:sz w:val="24"/>
           <w:szCs w:val="24"/>
           <w:lang w:val="en-US"/>
@@ -540,41 +488,230 @@
     </w:p>
     <w:p>
       <w:pPr>
-        <w:jc w:val="both"/>
-        <w:rPr>
-          <w:b/>
-          <w:bCs/>
-          <w:sz w:val="24"/>
-          <w:szCs w:val="24"/>
-        </w:rPr>
-      </w:pPr>
-    </w:p>
-    <w:p>
-      <w:pPr>
-        <w:jc w:val="both"/>
-        <w:rPr>
-          <w:b/>
-          <w:bCs/>
-          <w:sz w:val="24"/>
-          <w:szCs w:val="24"/>
-        </w:rPr>
-      </w:pPr>
-    </w:p>
-    <w:p>
-      <w:pPr>
-        <w:rPr>
-          <w:b/>
-          <w:bCs/>
-          <w:sz w:val="24"/>
-          <w:szCs w:val="24"/>
-        </w:rPr>
-      </w:pPr>
-    </w:p>
-    <w:p>
-      <w:pPr>
-        <w:rPr>
-          <w:b/>
-          <w:bCs/>
+        <w:rPr>
+          <w:sz w:val="24"/>
+          <w:szCs w:val="24"/>
+        </w:rPr>
+      </w:pPr>
+      <w:r>
+        <w:rPr>
+          <w:sz w:val="24"/>
+          <w:szCs w:val="24"/>
+        </w:rPr>
+        <w:t>10,000×2</w:t>
+      </w:r>
+      <w:r>
+        <w:rPr>
+          <w:sz w:val="24"/>
+          <w:szCs w:val="24"/>
+        </w:rPr>
+        <w:t>/100</w:t>
+      </w:r>
+      <w:r>
+        <w:rPr>
+          <w:sz w:val="24"/>
+          <w:szCs w:val="24"/>
+        </w:rPr>
+        <w:t>​ =200</w:t>
+      </w:r>
+      <w:r>
+        <w:rPr>
+          <w:b/>
+          <w:bCs/>
+          <w:sz w:val="24"/>
+          <w:szCs w:val="24"/>
+        </w:rPr>
+        <w:t xml:space="preserve"> </w:t>
+      </w:r>
+      <w:r>
+        <w:rPr>
+          <w:b/>
+          <w:bCs/>
+          <w:sz w:val="24"/>
+          <w:szCs w:val="24"/>
+        </w:rPr>
+        <w:tab/>
+      </w:r>
+      <w:r>
+        <w:rPr>
+          <w:b/>
+          <w:bCs/>
+          <w:sz w:val="24"/>
+          <w:szCs w:val="24"/>
+        </w:rPr>
+        <w:t>Fraud = 200</w:t>
+      </w:r>
+    </w:p>
+    <w:p>
+      <w:pPr>
+        <w:rPr>
+          <w:sz w:val="24"/>
+          <w:szCs w:val="24"/>
+        </w:rPr>
+      </w:pPr>
+      <w:r>
+        <w:rPr>
+          <w:sz w:val="24"/>
+          <w:szCs w:val="24"/>
+        </w:rPr>
+        <w:t>10,000−200=9,800</w:t>
+      </w:r>
+      <w:r>
+        <w:rPr>
+          <w:sz w:val="24"/>
+          <w:szCs w:val="24"/>
+        </w:rPr>
+        <w:t xml:space="preserve"> </w:t>
+      </w:r>
+      <w:r>
+        <w:rPr>
+          <w:sz w:val="24"/>
+          <w:szCs w:val="24"/>
+        </w:rPr>
+        <w:tab/>
+      </w:r>
+      <w:r>
+        <w:rPr>
+          <w:b/>
+          <w:bCs/>
+          <w:sz w:val="24"/>
+          <w:szCs w:val="24"/>
+        </w:rPr>
+        <w:t>Normal = 9,800</w:t>
+      </w:r>
+    </w:p>
+    <w:p>
+      <w:pPr>
+        <w:rPr>
+          <w:sz w:val="24"/>
+          <w:szCs w:val="24"/>
+        </w:rPr>
+      </w:pPr>
+      <w:r>
+        <w:rPr>
+          <w:sz w:val="24"/>
+          <w:szCs w:val="24"/>
+        </w:rPr>
+        <w:t>200×90</w:t>
+      </w:r>
+      <w:r>
+        <w:rPr>
+          <w:sz w:val="24"/>
+          <w:szCs w:val="24"/>
+        </w:rPr>
+        <w:t>/100</w:t>
+      </w:r>
+      <w:r>
+        <w:rPr>
+          <w:sz w:val="24"/>
+          <w:szCs w:val="24"/>
+        </w:rPr>
+        <w:t xml:space="preserve">​ =180 </w:t>
+      </w:r>
+      <w:r>
+        <w:rPr>
+          <w:sz w:val="24"/>
+          <w:szCs w:val="24"/>
+        </w:rPr>
+        <w:tab/>
+      </w:r>
+      <w:r>
+        <w:rPr>
+          <w:b/>
+          <w:bCs/>
+          <w:sz w:val="24"/>
+          <w:szCs w:val="24"/>
+        </w:rPr>
+        <w:t>180 fraud transactions are flagged</w:t>
+      </w:r>
+    </w:p>
+    <w:p>
+      <w:pPr>
+        <w:rPr>
+          <w:sz w:val="24"/>
+          <w:szCs w:val="24"/>
+        </w:rPr>
+      </w:pPr>
+      <w:r>
+        <w:rPr>
+          <w:sz w:val="24"/>
+          <w:szCs w:val="24"/>
+        </w:rPr>
+        <w:lastRenderedPageBreak/>
+        <w:t>9,800×1005​ =490</w:t>
+      </w:r>
+      <w:r>
+        <w:rPr>
+          <w:sz w:val="24"/>
+          <w:szCs w:val="24"/>
+        </w:rPr>
+        <w:t xml:space="preserve"> </w:t>
+      </w:r>
+      <w:r>
+        <w:rPr>
+          <w:sz w:val="24"/>
+          <w:szCs w:val="24"/>
+        </w:rPr>
+        <w:tab/>
+      </w:r>
+      <w:r>
+        <w:rPr>
+          <w:b/>
+          <w:bCs/>
+          <w:sz w:val="24"/>
+          <w:szCs w:val="24"/>
+        </w:rPr>
+        <w:t>490 normal transactions are falsely flagged</w:t>
+      </w:r>
+    </w:p>
+    <w:p>
+      <w:pPr>
+        <w:rPr>
+          <w:sz w:val="24"/>
+          <w:szCs w:val="24"/>
+        </w:rPr>
+      </w:pPr>
+      <w:r>
+        <w:rPr>
+          <w:sz w:val="24"/>
+          <w:szCs w:val="24"/>
+        </w:rPr>
+        <w:t>180+490=670</w:t>
+      </w:r>
+      <w:r>
+        <w:rPr>
+          <w:sz w:val="24"/>
+          <w:szCs w:val="24"/>
+        </w:rPr>
+        <w:t xml:space="preserve"> </w:t>
+      </w:r>
+      <w:r>
+        <w:rPr>
+          <w:sz w:val="24"/>
+          <w:szCs w:val="24"/>
+        </w:rPr>
+        <w:tab/>
+      </w:r>
+      <w:r>
+        <w:rPr>
+          <w:sz w:val="24"/>
+          <w:szCs w:val="24"/>
+        </w:rPr>
+        <w:tab/>
+      </w:r>
+      <w:r>
+        <w:rPr>
+          <w:b/>
+          <w:bCs/>
+          <w:sz w:val="24"/>
+          <w:szCs w:val="24"/>
+        </w:rPr>
+        <w:t>Total flagged transactions</w:t>
+      </w:r>
+    </w:p>
+    <w:p>
+      <w:pPr>
+        <w:rPr>
           <w:sz w:val="24"/>
           <w:szCs w:val="24"/>
         </w:rPr>
@@ -630,12 +767,47 @@
     <w:p>
       <w:pPr>
         <w:rPr>
-          <w:b/>
-          <w:bCs/>
-          <w:sz w:val="24"/>
-          <w:szCs w:val="24"/>
-        </w:rPr>
-      </w:pPr>
+          <w:sz w:val="24"/>
+          <w:szCs w:val="24"/>
+        </w:rPr>
+      </w:pPr>
+      <w:r>
+        <w:rPr>
+          <w:sz w:val="24"/>
+          <w:szCs w:val="24"/>
+        </w:rPr>
+        <w:t xml:space="preserve">Bayes' Theorem can help a food delivery app make more personalized recommendations by updating the probability of what a user will order based on their past </w:t>
+      </w:r>
+      <w:proofErr w:type="spellStart"/>
+      <w:r>
+        <w:rPr>
+          <w:sz w:val="24"/>
+          <w:szCs w:val="24"/>
+        </w:rPr>
+        <w:t>behavior</w:t>
+      </w:r>
+      <w:r>
+        <w:rPr>
+          <w:sz w:val="24"/>
+          <w:szCs w:val="24"/>
+        </w:rPr>
+        <w:t>W</w:t>
+      </w:r>
+      <w:proofErr w:type="spellEnd"/>
+      <w:r>
+        <w:rPr>
+          <w:sz w:val="24"/>
+          <w:szCs w:val="24"/>
+        </w:rPr>
+        <w:t xml:space="preserve"> and current situation</w:t>
+      </w:r>
+      <w:r>
+        <w:rPr>
+          <w:sz w:val="24"/>
+          <w:szCs w:val="24"/>
+        </w:rPr>
+        <w:t>.</w:t>
+      </w:r>
     </w:p>
     <w:p>
       <w:pPr>
